--- a/output/final-cvs/CV_FullStack_TruongVanTinh.docx
+++ b/output/final-cvs/CV_FullStack_TruongVanTinh.docx
@@ -67,7 +67,7 @@
         </w:rPr>
         <w:t xml:space="preserve">+84 931 467 024 | </w:t>
       </w:r>
-      <w:hyperlink w:history="1" r:id="rIdkmeyomdiiktkpeeyexoio">
+      <w:hyperlink w:history="1" r:id="rIdrqaxpdghwgmy_py4ee45c">
         <w:r>
           <w:rPr>
             <w:rStyle w:val="Hyperlink"/>
@@ -91,7 +91,7 @@
       <w:pPr>
         <w:spacing w:after="0" w:before="0" w:line="252"/>
       </w:pPr>
-      <w:hyperlink w:history="1" r:id="rIdz_fx8riq62rhhnxpu8jmt">
+      <w:hyperlink w:history="1" r:id="rIdqpssqpggwidgbhk0gqbkw">
         <w:r>
           <w:rPr>
             <w:rStyle w:val="Hyperlink"/>
@@ -110,7 +110,7 @@
         </w:rPr>
         <w:t xml:space="preserve"> | </w:t>
       </w:r>
-      <w:hyperlink w:history="1" r:id="rId7mwqzwwbd0akl5ihpm8fi">
+      <w:hyperlink w:history="1" r:id="rIdij1ppeonc_sibteaj4h6j">
         <w:r>
           <w:rPr>
             <w:rStyle w:val="Hyperlink"/>
@@ -150,7 +150,7 @@
           <w:sz w:val="20"/>
           <w:szCs w:val="20"/>
         </w:rPr>
-        <w:t xml:space="preserve">Full stack developer with 3+ years of software development, delivering AngularJS and .NET features end to end since November 2023 at Con Cung, Vietnam's mother-and-baby retail chain: vouchers, subscription plans, Keycloak security, SQL Server / Dapper. Also builds Angular 19 admin screens with RxJS and NgRx SignalStore and tested .NET 8 APIs.</w:t>
+        <w:t xml:space="preserve">Full stack developer with 3+ years of software development (since Sep 2023), delivering AngularJS and .NET features end to end at Con Cung since November 2023: vouchers, subscription plans, Keycloak security, SQL Server stored procedures and Dapper. Also builds Angular 19 admin screens (RxJS, NgRx SignalStore) and a .NET 8 API with 42 xUnit tests.</w:t>
       </w:r>
     </w:p>
     <w:p>
@@ -199,14 +199,6 @@
       <w:r>
         <w:rPr>
           <w:rFonts w:ascii="Calibri" w:cs="Calibri" w:eastAsia="Calibri" w:hAnsi="Calibri"/>
-          <w:sz w:val="20"/>
-          <w:szCs w:val="20"/>
-        </w:rPr>
-        <w:t xml:space="preserve">, Vietnam's mother-and-baby retail chain</w:t>
-      </w:r>
-      <w:r>
-        <w:rPr>
-          <w:rFonts w:ascii="Calibri" w:cs="Calibri" w:eastAsia="Calibri" w:hAnsi="Calibri"/>
         </w:rPr>
         <w:t xml:space="preserve">	</w:t>
       </w:r>
@@ -231,7 +223,7 @@
           <w:sz w:val="19"/>
           <w:szCs w:val="19"/>
         </w:rPr>
-        <w:t xml:space="preserve">Tech: AngularJS, .NET, SQL Server, Dapper, Keycloak, Docker, IIS, n8n</w:t>
+        <w:t xml:space="preserve">Vietnam's mother-and-baby retail chain. Tech: AngularJS, .NET, SQL Server, Dapper, Keycloak, Docker, IIS, n8n</w:t>
       </w:r>
     </w:p>
     <w:p>
@@ -249,7 +241,7 @@
           <w:sz w:val="20"/>
           <w:szCs w:val="20"/>
         </w:rPr>
-        <w:t xml:space="preserve">Built AngularJS + .NET voucher search, create and update flows with permission checks, promotion validation, Excel preview.</w:t>
+        <w:t xml:space="preserve">Built AngularJS / .NET voucher search, create and update flows with permission checks, promotion validation and Excel preview before batch creation.</w:t>
       </w:r>
     </w:p>
     <w:p>
@@ -285,7 +277,7 @@
           <w:sz w:val="20"/>
           <w:szCs w:val="20"/>
         </w:rPr>
-        <w:t xml:space="preserve">Implemented Keycloak JWT / OAuth 2.0 / OpenID Connect authentication and role-based authorization.</w:t>
+        <w:t xml:space="preserve">Implemented Keycloak JWT / OAuth 2.0 / OIDC auth and role-based authorization; supported Docker and IIS deployment.</w:t>
       </w:r>
     </w:p>
     <w:p>
@@ -303,7 +295,7 @@
           <w:sz w:val="20"/>
           <w:szCs w:val="20"/>
         </w:rPr>
-        <w:t xml:space="preserve">Fixed SQL Server / Dapper retrieval defects and verified ERP API request and response mappings.</w:t>
+        <w:t xml:space="preserve">Used SQL Server stored procedures with Dapper; fixed retrieval defects and verified ERP API request/response mappings.</w:t>
       </w:r>
     </w:p>
     <w:p>
@@ -339,7 +331,7 @@
           <w:sz w:val="20"/>
           <w:szCs w:val="20"/>
         </w:rPr>
-        <w:t xml:space="preserve">Created an AngularJS preview-and-copy tool for 4 generated code-template types; supported Docker and IIS deployment.</w:t>
+        <w:t xml:space="preserve">Created an AngularJS preview-and-copy tool for 4 generated template types: controller, repository, view and script.</w:t>
       </w:r>
     </w:p>
     <w:p>
@@ -357,7 +349,7 @@
           <w:sz w:val="20"/>
           <w:szCs w:val="20"/>
         </w:rPr>
-        <w:t xml:space="preserve">Added vector semantic search to a commerce portal and built n8n pipelines for competitor scraping and market intelligence.</w:t>
+        <w:t xml:space="preserve">Applied vector semantic search in a commerce portal and built n8n pipelines for competitor scraping and market intelligence.</w:t>
       </w:r>
     </w:p>
     <w:p>
@@ -477,7 +469,7 @@
           <w:sz w:val="20"/>
           <w:szCs w:val="20"/>
         </w:rPr>
-        <w:t xml:space="preserve"> | Frontend development | Angular 19, TypeScript, RxJS, NgRx</w:t>
+        <w:t xml:space="preserve"> | Admin screens, shared codebase | Angular 19, TypeScript, RxJS</w:t>
       </w:r>
       <w:r>
         <w:rPr>
@@ -485,7 +477,7 @@
         </w:rPr>
         <w:t xml:space="preserve">	</w:t>
       </w:r>
-      <w:hyperlink w:history="1" r:id="rIdlv7cwoyuhbe9zyncu2vr9">
+      <w:hyperlink w:history="1" r:id="rId8dci1_fbelcuus5y9vo3g">
         <w:r>
           <w:rPr>
             <w:rStyle w:val="Hyperlink"/>
@@ -512,7 +504,7 @@
           <w:sz w:val="20"/>
           <w:szCs w:val="20"/>
         </w:rPr>
-        <w:t xml:space="preserve">Built responsive Angular 19 admin screens for e-commerce search management, with search, create and update flows on authenticated APIs.</w:t>
+        <w:t xml:space="preserve">Built responsive Angular 19 admin screens in a shared search-management codebase, with search, create and update flows on authenticated APIs.</w:t>
       </w:r>
     </w:p>
     <w:p>
@@ -530,7 +522,7 @@
           <w:sz w:val="20"/>
           <w:szCs w:val="20"/>
         </w:rPr>
-        <w:t xml:space="preserve">Managed loading, success and error states with RxJS and NgRx SignalStore in a Native Federation micro-frontend codebase.</w:t>
+        <w:t xml:space="preserve">Managed loading, success and error states with RxJS and NgRx SignalStore in standalone components, Native Federation.</w:t>
       </w:r>
     </w:p>
     <w:p>
@@ -564,7 +556,7 @@
         </w:rPr>
         <w:t xml:space="preserve">	</w:t>
       </w:r>
-      <w:hyperlink w:history="1" r:id="rIdfobhvadxlphf945lq0ecc">
+      <w:hyperlink w:history="1" r:id="rIdq0kx9_ednsmjejm9pguix">
         <w:r>
           <w:rPr>
             <w:rStyle w:val="Hyperlink"/>
@@ -625,7 +617,7 @@
         </w:rPr>
         <w:t xml:space="preserve">	</w:t>
       </w:r>
-      <w:hyperlink w:history="1" r:id="rIdt_tlimklcqz_ikaryle53">
+      <w:hyperlink w:history="1" r:id="rIdsqv1use151nfe9qrsop4t">
         <w:r>
           <w:rPr>
             <w:rStyle w:val="Hyperlink"/>
@@ -652,7 +644,7 @@
           <w:sz w:val="20"/>
           <w:szCs w:val="20"/>
         </w:rPr>
-        <w:t xml:space="preserve">Built a partner-transaction API with API-key authentication, validation, idempotency (202 replay, 409 conflict), RabbitMQ queuing and Polly retry and timeout; 42 xUnit tests, including concurrency.</w:t>
+        <w:t xml:space="preserve">Built a partner-transaction API with API-key auth, FluentValidation, idempotency (202 replay, 409 conflict), RabbitMQ queuing and Polly retry and timeout; 42 xUnit tests, including concurrency.</w:t>
       </w:r>
     </w:p>
     <w:p>
@@ -669,7 +661,7 @@
         </w:rPr>
         <w:t xml:space="preserve">Other projects: </w:t>
       </w:r>
-      <w:hyperlink w:history="1" r:id="rIddezx3eyd_8e4nm2xzbzop">
+      <w:hyperlink w:history="1" r:id="rIdh16jhayzcn9alnms5fm6s">
         <w:r>
           <w:rPr>
             <w:rStyle w:val="Hyperlink"/>
@@ -686,7 +678,7 @@
           <w:sz w:val="19"/>
           <w:szCs w:val="19"/>
         </w:rPr>
-        <w:t xml:space="preserve"> (FastAPI RAG with Qdrant, LangChain and groundedness evaluation); </w:t>
+        <w:t xml:space="preserve"> (FastAPI, TF-IDF / Qdrant, LangChain, groundedness eval); </w:t>
       </w:r>
       <w:r>
         <w:rPr>
@@ -702,9 +694,9 @@
           <w:sz w:val="19"/>
           <w:szCs w:val="19"/>
         </w:rPr>
-        <w:t xml:space="preserve"> (FastAPI + Redis cache-aside, 22 tests on real Redis); </w:t>
-      </w:r>
-      <w:hyperlink w:history="1" r:id="rIdoizwdn8xoctj004kbnhky">
+        <w:t xml:space="preserve"> (AI-assisted, no repo: Redis cache-aside, 60 s TTL, invalidation, outage fallback, 22 tests on real Redis; SQLite lookup 3.63 → 0.005 ms; undeployed Compose/Azure templates); </w:t>
+      </w:r>
+      <w:hyperlink w:history="1" r:id="rId9l-f1dkd1iqxo-jeji8z3">
         <w:r>
           <w:rPr>
             <w:rStyle w:val="Hyperlink"/>
@@ -721,7 +713,7 @@
           <w:sz w:val="19"/>
           <w:szCs w:val="19"/>
         </w:rPr>
-        <w:t xml:space="preserve"> (FastAPI LLM triage with validated outputs and human review).</w:t>
+        <w:t xml:space="preserve"> (FastAPI LLM triage, validated outputs, rules fallback, human review).</w:t>
       </w:r>
     </w:p>
     <w:p>
@@ -762,7 +754,7 @@
           <w:sz w:val="19"/>
           <w:szCs w:val="19"/>
         </w:rPr>
-        <w:t xml:space="preserve">Angular, Angular 19, AngularJS, TypeScript, JavaScript, RxJS, NgRx SignalStore, Native Federation, HTML5, CSS3, Tailwind CSS, React</w:t>
+        <w:t xml:space="preserve">Angular, Angular 19, AngularJS, TypeScript, JavaScript, RxJS, NgRx SignalStore, Native Federation, HTML5, CSS3, Tailwind CSS</w:t>
       </w:r>
     </w:p>
     <w:p>
@@ -785,7 +777,7 @@
           <w:sz w:val="19"/>
           <w:szCs w:val="19"/>
         </w:rPr>
-        <w:t xml:space="preserve">C#, .NET 8, ASP.NET Core, Web API, RESTful API Design, ASP.NET MVC, Dapper, Entity Framework Core (EF Core), LINQ</w:t>
+        <w:t xml:space="preserve">C#, .NET 8, .NET Core, ASP.NET Core, Web API, RESTful API Design, Dapper, Entity Framework Core (EF Core), LINQ</w:t>
       </w:r>
     </w:p>
     <w:p>
@@ -854,7 +846,7 @@
           <w:sz w:val="19"/>
           <w:szCs w:val="19"/>
         </w:rPr>
-        <w:t xml:space="preserve">xUnit, Unit Testing, Integration Testing, Docker, IIS, CI/CD, GitHub Actions, Git, Git Flow, Logging, Observability, Swagger/OpenAPI</w:t>
+        <w:t xml:space="preserve">xUnit, Unit Testing, Integration Testing, Docker, IIS, CI/CD, GitHub Actions, Git, Git Flow, Swagger/OpenAPI</w:t>
       </w:r>
     </w:p>
     <w:p>
@@ -877,7 +869,7 @@
           <w:sz w:val="19"/>
           <w:szCs w:val="19"/>
         </w:rPr>
-        <w:t xml:space="preserve">OOP, SOLID, Design Patterns, Dependency Injection, Repository Pattern, Clean Architecture, Debugging, Performance Optimization</w:t>
+        <w:t xml:space="preserve">OOP, SOLID, Design Patterns, Dependency Injection, Repository Pattern, Clean Architecture, Performance Optimization</w:t>
       </w:r>
     </w:p>
     <w:p>
@@ -923,7 +915,7 @@
           <w:sz w:val="19"/>
           <w:szCs w:val="19"/>
         </w:rPr>
-        <w:t xml:space="preserve">Python, FastAPI, Node.js, Java Spring Boot, Azure, AWS</w:t>
+        <w:t xml:space="preserve">React, ASP.NET MVC, Logging, Observability, Debugging, Python, FastAPI, Node.js, Java Spring Boot, Azure, AWS</w:t>
       </w:r>
     </w:p>
     <w:p>
@@ -964,7 +956,7 @@
           <w:sz w:val="21"/>
           <w:szCs w:val="21"/>
         </w:rPr>
-        <w:t xml:space="preserve">EDUCATION AND LANGUAGES</w:t>
+        <w:t xml:space="preserve">EDUCATION</w:t>
       </w:r>
     </w:p>
     <w:p>
@@ -1002,15 +994,15 @@
           <w:sz w:val="20"/>
           <w:szCs w:val="20"/>
         </w:rPr>
-        <w:t xml:space="preserve">English: </w:t>
-      </w:r>
-      <w:r>
-        <w:rPr>
-          <w:rFonts w:ascii="Calibri" w:cs="Calibri" w:eastAsia="Calibri" w:hAnsi="Calibri"/>
-          <w:sz w:val="20"/>
-          <w:szCs w:val="20"/>
-        </w:rPr>
-        <w:t xml:space="preserve">good reading and writing of technical documents; basic spoken communication</w:t>
+        <w:t xml:space="preserve">Languages: </w:t>
+      </w:r>
+      <w:r>
+        <w:rPr>
+          <w:rFonts w:ascii="Calibri" w:cs="Calibri" w:eastAsia="Calibri" w:hAnsi="Calibri"/>
+          <w:sz w:val="20"/>
+          <w:szCs w:val="20"/>
+        </w:rPr>
+        <w:t xml:space="preserve">English (good reading and writing of technical documents; basic spoken communication)</w:t>
       </w:r>
     </w:p>
     <w:sectPr>

--- a/output/final-cvs/CV_FullStack_TruongVanTinh.docx
+++ b/output/final-cvs/CV_FullStack_TruongVanTinh.docx
@@ -67,7 +67,7 @@
         </w:rPr>
         <w:t xml:space="preserve">+84 931 467 024 | </w:t>
       </w:r>
-      <w:hyperlink w:history="1" r:id="rIdrqaxpdghwgmy_py4ee45c">
+      <w:hyperlink w:history="1" r:id="rIdrb_zmyq3xpaxyydxhfibe">
         <w:r>
           <w:rPr>
             <w:rStyle w:val="Hyperlink"/>
@@ -91,7 +91,7 @@
       <w:pPr>
         <w:spacing w:after="0" w:before="0" w:line="252"/>
       </w:pPr>
-      <w:hyperlink w:history="1" r:id="rIdqpssqpggwidgbhk0gqbkw">
+      <w:hyperlink w:history="1" r:id="rIdkpliatvc04cjd66onrmn_">
         <w:r>
           <w:rPr>
             <w:rStyle w:val="Hyperlink"/>
@@ -110,7 +110,7 @@
         </w:rPr>
         <w:t xml:space="preserve"> | </w:t>
       </w:r>
-      <w:hyperlink w:history="1" r:id="rIdij1ppeonc_sibteaj4h6j">
+      <w:hyperlink w:history="1" r:id="rIdoudgu7zeuxjtcd_vz7czu">
         <w:r>
           <w:rPr>
             <w:rStyle w:val="Hyperlink"/>
@@ -150,7 +150,7 @@
           <w:sz w:val="20"/>
           <w:szCs w:val="20"/>
         </w:rPr>
-        <w:t xml:space="preserve">Full stack developer with 3+ years of software development (since Sep 2023), delivering AngularJS and .NET features end to end at Con Cung since November 2023: vouchers, subscription plans, Keycloak security, SQL Server stored procedures and Dapper. Also builds Angular 19 admin screens (RxJS, NgRx SignalStore) and a .NET 8 API with 42 xUnit tests.</w:t>
+        <w:t xml:space="preserve">Full stack developer with 3+ years of software development (FPT internship from Sep 2023; Con Cung since Nov 2023), delivering AngularJS and .NET features end to end: vouchers, subscription plans, Keycloak security, SQL Server stored procedures and Dapper. Also built Angular 19 admin screens (RxJS, NgRx SignalStore) and a take-home .NET 8 API with 42 xUnit tests.</w:t>
       </w:r>
     </w:p>
     <w:p>
@@ -277,7 +277,7 @@
           <w:sz w:val="20"/>
           <w:szCs w:val="20"/>
         </w:rPr>
-        <w:t xml:space="preserve">Implemented Keycloak JWT / OAuth 2.0 / OIDC auth and role-based authorization; supported Docker and IIS deployment.</w:t>
+        <w:t xml:space="preserve">Implemented Keycloak JWT / OAuth 2.0 / OIDC authentication and RBAC; supported Docker and IIS deployment.</w:t>
       </w:r>
     </w:p>
     <w:p>
@@ -477,7 +477,7 @@
         </w:rPr>
         <w:t xml:space="preserve">	</w:t>
       </w:r>
-      <w:hyperlink w:history="1" r:id="rId8dci1_fbelcuus5y9vo3g">
+      <w:hyperlink w:history="1" r:id="rIdduly5mi2ojkm7n1g_sp9z">
         <w:r>
           <w:rPr>
             <w:rStyle w:val="Hyperlink"/>
@@ -504,7 +504,7 @@
           <w:sz w:val="20"/>
           <w:szCs w:val="20"/>
         </w:rPr>
-        <w:t xml:space="preserve">Built responsive Angular 19 admin screens in a shared search-management codebase, with search, create and update flows on authenticated APIs.</w:t>
+        <w:t xml:space="preserve">Built responsive Angular 19 admin screens in a shared e-commerce admin codebase, with search, create and update flows on authenticated APIs.</w:t>
       </w:r>
     </w:p>
     <w:p>
@@ -522,7 +522,7 @@
           <w:sz w:val="20"/>
           <w:szCs w:val="20"/>
         </w:rPr>
-        <w:t xml:space="preserve">Managed loading, success and error states with RxJS and NgRx SignalStore in standalone components, Native Federation.</w:t>
+        <w:t xml:space="preserve">Managed loading, success and error states with RxJS and NgRx SignalStore in standalone components on Native Federation.</w:t>
       </w:r>
     </w:p>
     <w:p>
@@ -556,7 +556,7 @@
         </w:rPr>
         <w:t xml:space="preserve">	</w:t>
       </w:r>
-      <w:hyperlink w:history="1" r:id="rIdq0kx9_ednsmjejm9pguix">
+      <w:hyperlink w:history="1" r:id="rIdilmjj8cej41uat6xuysy9">
         <w:r>
           <w:rPr>
             <w:rStyle w:val="Hyperlink"/>
@@ -583,7 +583,7 @@
           <w:sz w:val="20"/>
           <w:szCs w:val="20"/>
         </w:rPr>
-        <w:t xml:space="preserve">Contributed Angular workflows and PostgreSQL data structures for store layouts and product placement, plus 10 ASP.NET Core routes for search, CRUD, approval and Excel import.</w:t>
+        <w:t xml:space="preserve">Contributed 10 ASP.NET Core routes (search, CRUD, approval, Excel import), Angular workflows and PostgreSQL data structures for store layouts and product placement.</w:t>
       </w:r>
     </w:p>
     <w:p>
@@ -617,7 +617,7 @@
         </w:rPr>
         <w:t xml:space="preserve">	</w:t>
       </w:r>
-      <w:hyperlink w:history="1" r:id="rIdsqv1use151nfe9qrsop4t">
+      <w:hyperlink w:history="1" r:id="rIdgsngjrjff8qdh7en1g3qv">
         <w:r>
           <w:rPr>
             <w:rStyle w:val="Hyperlink"/>
@@ -661,7 +661,7 @@
         </w:rPr>
         <w:t xml:space="preserve">Other projects: </w:t>
       </w:r>
-      <w:hyperlink w:history="1" r:id="rIdh16jhayzcn9alnms5fm6s">
+      <w:hyperlink w:history="1" r:id="rIdo0gj7lrbbu5nj5slcykwk">
         <w:r>
           <w:rPr>
             <w:rStyle w:val="Hyperlink"/>
@@ -678,7 +678,7 @@
           <w:sz w:val="19"/>
           <w:szCs w:val="19"/>
         </w:rPr>
-        <w:t xml:space="preserve"> (FastAPI, TF-IDF / Qdrant, LangChain, groundedness eval); </w:t>
+        <w:t xml:space="preserve"> (FastAPI, Docker, TF-IDF / Qdrant, LangChain; citations, score-based abstention, extractive fallback; 16-question groundedness eval, 29 tests, CI); </w:t>
       </w:r>
       <w:r>
         <w:rPr>
@@ -694,9 +694,9 @@
           <w:sz w:val="19"/>
           <w:szCs w:val="19"/>
         </w:rPr>
-        <w:t xml:space="preserve"> (AI-assisted, no repo: Redis cache-aside, 60 s TTL, invalidation, outage fallback, 22 tests on real Redis; SQLite lookup 3.63 → 0.005 ms; undeployed Compose/Azure templates); </w:t>
-      </w:r>
-      <w:hyperlink w:history="1" r:id="rId9l-f1dkd1iqxo-jeji8z3">
+        <w:t xml:space="preserve"> (AI-assisted, no repo: Redis cache-aside, 60 s TTL, invalidation, outage fallback, 22 local tests on real Redis; median SQLite lookup 3.63 to 0.005 ms, 200 queries, 100k synthetic rows; undeployed Compose/Azure templates); </w:t>
+      </w:r>
+      <w:hyperlink w:history="1" r:id="rId4pemzfrbiqclgv0a3sdbr">
         <w:r>
           <w:rPr>
             <w:rStyle w:val="Hyperlink"/>
@@ -754,7 +754,7 @@
           <w:sz w:val="19"/>
           <w:szCs w:val="19"/>
         </w:rPr>
-        <w:t xml:space="preserve">Angular, Angular 19, AngularJS, TypeScript, JavaScript, RxJS, NgRx SignalStore, Native Federation, HTML5, CSS3, Tailwind CSS</w:t>
+        <w:t xml:space="preserve">Angular, AngularJS, TypeScript, JavaScript, RxJS, NgRx SignalStore, Native Federation, HTML5, CSS3, Tailwind CSS</w:t>
       </w:r>
     </w:p>
     <w:p>
@@ -823,7 +823,7 @@
           <w:sz w:val="19"/>
           <w:szCs w:val="19"/>
         </w:rPr>
-        <w:t xml:space="preserve">Keycloak, JWT, OAuth 2.0, OpenID Connect, Claims, RBAC, RabbitMQ, Message Queues, Microservices, Polly, FluentValidation</w:t>
+        <w:t xml:space="preserve">Keycloak, JWT, OAuth 2.0, OpenID Connect, Claims, RBAC, RabbitMQ, Message Queues, Polly</w:t>
       </w:r>
     </w:p>
     <w:p>
@@ -915,7 +915,7 @@
           <w:sz w:val="19"/>
           <w:szCs w:val="19"/>
         </w:rPr>
-        <w:t xml:space="preserve">React, ASP.NET MVC, Logging, Observability, Debugging, Python, FastAPI, Node.js, Java Spring Boot, Azure, AWS</w:t>
+        <w:t xml:space="preserve">React, ASP.NET MVC, Microservices, Logging, Observability, Debugging, Python, FastAPI, Node.js, Java Spring Boot, Azure, AWS</w:t>
       </w:r>
     </w:p>
     <w:p>

--- a/output/final-cvs/CV_FullStack_TruongVanTinh.docx
+++ b/output/final-cvs/CV_FullStack_TruongVanTinh.docx
@@ -67,7 +67,7 @@
         </w:rPr>
         <w:t xml:space="preserve">+84 931 467 024 | </w:t>
       </w:r>
-      <w:hyperlink w:history="1" r:id="rIdrb_zmyq3xpaxyydxhfibe">
+      <w:hyperlink w:history="1" r:id="rIdyvhk5vjxas76nmbts4ktt">
         <w:r>
           <w:rPr>
             <w:rStyle w:val="Hyperlink"/>
@@ -91,7 +91,7 @@
       <w:pPr>
         <w:spacing w:after="0" w:before="0" w:line="252"/>
       </w:pPr>
-      <w:hyperlink w:history="1" r:id="rIdkpliatvc04cjd66onrmn_">
+      <w:hyperlink w:history="1" r:id="rIdqxymryz4tdibqzrgrxp-e">
         <w:r>
           <w:rPr>
             <w:rStyle w:val="Hyperlink"/>
@@ -110,7 +110,7 @@
         </w:rPr>
         <w:t xml:space="preserve"> | </w:t>
       </w:r>
-      <w:hyperlink w:history="1" r:id="rIdoudgu7zeuxjtcd_vz7czu">
+      <w:hyperlink w:history="1" r:id="rIdnhpa1ey1twg89kxwd6boe">
         <w:r>
           <w:rPr>
             <w:rStyle w:val="Hyperlink"/>
@@ -477,7 +477,7 @@
         </w:rPr>
         <w:t xml:space="preserve">	</w:t>
       </w:r>
-      <w:hyperlink w:history="1" r:id="rIdduly5mi2ojkm7n1g_sp9z">
+      <w:hyperlink w:history="1" r:id="rIdovrov6zf2bcldl1utvmio">
         <w:r>
           <w:rPr>
             <w:rStyle w:val="Hyperlink"/>
@@ -556,7 +556,7 @@
         </w:rPr>
         <w:t xml:space="preserve">	</w:t>
       </w:r>
-      <w:hyperlink w:history="1" r:id="rIdilmjj8cej41uat6xuysy9">
+      <w:hyperlink w:history="1" r:id="rId-8zbmzcr4jsqr8xszswea">
         <w:r>
           <w:rPr>
             <w:rStyle w:val="Hyperlink"/>
@@ -617,7 +617,7 @@
         </w:rPr>
         <w:t xml:space="preserve">	</w:t>
       </w:r>
-      <w:hyperlink w:history="1" r:id="rIdgsngjrjff8qdh7en1g3qv">
+      <w:hyperlink w:history="1" r:id="rIdstufofatn4hssliu-hjdd">
         <w:r>
           <w:rPr>
             <w:rStyle w:val="Hyperlink"/>
@@ -661,7 +661,7 @@
         </w:rPr>
         <w:t xml:space="preserve">Other projects: </w:t>
       </w:r>
-      <w:hyperlink w:history="1" r:id="rIdo0gj7lrbbu5nj5slcykwk">
+      <w:hyperlink w:history="1" r:id="rId2s8sfnebijsdx24h18n7r">
         <w:r>
           <w:rPr>
             <w:rStyle w:val="Hyperlink"/>
@@ -696,7 +696,7 @@
         </w:rPr>
         <w:t xml:space="preserve"> (AI-assisted, no repo: Redis cache-aside, 60 s TTL, invalidation, outage fallback, 22 local tests on real Redis; median SQLite lookup 3.63 to 0.005 ms, 200 queries, 100k synthetic rows; undeployed Compose/Azure templates); </w:t>
       </w:r>
-      <w:hyperlink w:history="1" r:id="rId4pemzfrbiqclgv0a3sdbr">
+      <w:hyperlink w:history="1" r:id="rId0eyw6q1j_m5s-9kmldvxv">
         <w:r>
           <w:rPr>
             <w:rStyle w:val="Hyperlink"/>

--- a/output/final-cvs/CV_FullStack_TruongVanTinh.docx
+++ b/output/final-cvs/CV_FullStack_TruongVanTinh.docx
@@ -67,7 +67,7 @@
         </w:rPr>
         <w:t xml:space="preserve">+84 931 467 024 | </w:t>
       </w:r>
-      <w:hyperlink w:history="1" r:id="rIdyvhk5vjxas76nmbts4ktt">
+      <w:hyperlink w:history="1" r:id="rIditm8-lwwoobhpxranaxhn">
         <w:r>
           <w:rPr>
             <w:rStyle w:val="Hyperlink"/>
@@ -91,7 +91,7 @@
       <w:pPr>
         <w:spacing w:after="0" w:before="0" w:line="252"/>
       </w:pPr>
-      <w:hyperlink w:history="1" r:id="rIdqxymryz4tdibqzrgrxp-e">
+      <w:hyperlink w:history="1" r:id="rIdhfdskd4di4fjcdovbtjbg">
         <w:r>
           <w:rPr>
             <w:rStyle w:val="Hyperlink"/>
@@ -110,7 +110,7 @@
         </w:rPr>
         <w:t xml:space="preserve"> | </w:t>
       </w:r>
-      <w:hyperlink w:history="1" r:id="rIdnhpa1ey1twg89kxwd6boe">
+      <w:hyperlink w:history="1" r:id="rId83mvn_l2knwkzm1j8x0tn">
         <w:r>
           <w:rPr>
             <w:rStyle w:val="Hyperlink"/>
@@ -469,7 +469,7 @@
           <w:sz w:val="20"/>
           <w:szCs w:val="20"/>
         </w:rPr>
-        <w:t xml:space="preserve"> | Admin screens, shared codebase | Angular 19, TypeScript, RxJS</w:t>
+        <w:t xml:space="preserve"> | Frontend development | Angular 19, TypeScript, RxJS</w:t>
       </w:r>
       <w:r>
         <w:rPr>
@@ -477,7 +477,7 @@
         </w:rPr>
         <w:t xml:space="preserve">	</w:t>
       </w:r>
-      <w:hyperlink w:history="1" r:id="rIdovrov6zf2bcldl1utvmio">
+      <w:hyperlink w:history="1" r:id="rId3yvwk-fpbpup5yfqimcd5">
         <w:r>
           <w:rPr>
             <w:rStyle w:val="Hyperlink"/>
@@ -556,7 +556,7 @@
         </w:rPr>
         <w:t xml:space="preserve">	</w:t>
       </w:r>
-      <w:hyperlink w:history="1" r:id="rId-8zbmzcr4jsqr8xszswea">
+      <w:hyperlink w:history="1" r:id="rIdnl9oo9lk0dcnivxlrmxzd">
         <w:r>
           <w:rPr>
             <w:rStyle w:val="Hyperlink"/>
@@ -617,7 +617,7 @@
         </w:rPr>
         <w:t xml:space="preserve">	</w:t>
       </w:r>
-      <w:hyperlink w:history="1" r:id="rIdstufofatn4hssliu-hjdd">
+      <w:hyperlink w:history="1" r:id="rIdpekvriemgey6zfrqkvq7k">
         <w:r>
           <w:rPr>
             <w:rStyle w:val="Hyperlink"/>
@@ -661,7 +661,7 @@
         </w:rPr>
         <w:t xml:space="preserve">Other projects: </w:t>
       </w:r>
-      <w:hyperlink w:history="1" r:id="rId2s8sfnebijsdx24h18n7r">
+      <w:hyperlink w:history="1" r:id="rId8o4wu1up-stsrqomtddpq">
         <w:r>
           <w:rPr>
             <w:rStyle w:val="Hyperlink"/>
@@ -696,7 +696,7 @@
         </w:rPr>
         <w:t xml:space="preserve"> (AI-assisted, no repo: Redis cache-aside, 60 s TTL, invalidation, outage fallback, 22 local tests on real Redis; median SQLite lookup 3.63 to 0.005 ms, 200 queries, 100k synthetic rows; undeployed Compose/Azure templates); </w:t>
       </w:r>
-      <w:hyperlink w:history="1" r:id="rId0eyw6q1j_m5s-9kmldvxv">
+      <w:hyperlink w:history="1" r:id="rIdpxjdgs_rhy9nkcolw9xzf">
         <w:r>
           <w:rPr>
             <w:rStyle w:val="Hyperlink"/>
@@ -907,15 +907,15 @@
           <w:sz w:val="19"/>
           <w:szCs w:val="19"/>
         </w:rPr>
-        <w:t xml:space="preserve">Other stacks: </w:t>
-      </w:r>
-      <w:r>
-        <w:rPr>
-          <w:rFonts w:ascii="Calibri" w:cs="Calibri" w:eastAsia="Calibri" w:hAnsi="Calibri"/>
-          <w:sz w:val="19"/>
-          <w:szCs w:val="19"/>
-        </w:rPr>
-        <w:t xml:space="preserve">React, ASP.NET MVC, Microservices, Logging, Observability, Debugging, Python, FastAPI, Node.js, Java Spring Boot, Azure, AWS</w:t>
+        <w:t xml:space="preserve">Other: </w:t>
+      </w:r>
+      <w:r>
+        <w:rPr>
+          <w:rFonts w:ascii="Calibri" w:cs="Calibri" w:eastAsia="Calibri" w:hAnsi="Calibri"/>
+          <w:sz w:val="19"/>
+          <w:szCs w:val="19"/>
+        </w:rPr>
+        <w:t xml:space="preserve">React, ASP.NET MVC, Microservices, Logging, Observability, Python, FastAPI, Node.js, Java Spring Boot, Azure, AWS</w:t>
       </w:r>
     </w:p>
     <w:p>
@@ -938,7 +938,7 @@
           <w:sz w:val="19"/>
           <w:szCs w:val="19"/>
         </w:rPr>
-        <w:t xml:space="preserve">Agile/Scrum, Code Review, Technical Documentation, Problem Solving, Cross-team Collaboration, Communication</w:t>
+        <w:t xml:space="preserve">Agile/Scrum, Code Review, Technical Documentation, Problem Solving, Cross-team Collaboration, Communication, Debugging</w:t>
       </w:r>
     </w:p>
     <w:p>

--- a/output/final-cvs/CV_FullStack_TruongVanTinh.docx
+++ b/output/final-cvs/CV_FullStack_TruongVanTinh.docx
@@ -67,7 +67,7 @@
         </w:rPr>
         <w:t xml:space="preserve">+84 931 467 024 | </w:t>
       </w:r>
-      <w:hyperlink w:history="1" r:id="rIditm8-lwwoobhpxranaxhn">
+      <w:hyperlink w:history="1" r:id="rIdm9vvcllff5uzemroqyfpo">
         <w:r>
           <w:rPr>
             <w:rStyle w:val="Hyperlink"/>
@@ -91,7 +91,7 @@
       <w:pPr>
         <w:spacing w:after="0" w:before="0" w:line="252"/>
       </w:pPr>
-      <w:hyperlink w:history="1" r:id="rIdhfdskd4di4fjcdovbtjbg">
+      <w:hyperlink w:history="1" r:id="rIdypxbyzykpuw3uz6xa3fha">
         <w:r>
           <w:rPr>
             <w:rStyle w:val="Hyperlink"/>
@@ -110,7 +110,7 @@
         </w:rPr>
         <w:t xml:space="preserve"> | </w:t>
       </w:r>
-      <w:hyperlink w:history="1" r:id="rId83mvn_l2knwkzm1j8x0tn">
+      <w:hyperlink w:history="1" r:id="rId5t38cykatyzzpbrb3sv4x">
         <w:r>
           <w:rPr>
             <w:rStyle w:val="Hyperlink"/>
@@ -477,7 +477,7 @@
         </w:rPr>
         <w:t xml:space="preserve">	</w:t>
       </w:r>
-      <w:hyperlink w:history="1" r:id="rId3yvwk-fpbpup5yfqimcd5">
+      <w:hyperlink w:history="1" r:id="rIdwhiq8acppran8gj7lgkf9">
         <w:r>
           <w:rPr>
             <w:rStyle w:val="Hyperlink"/>
@@ -556,7 +556,7 @@
         </w:rPr>
         <w:t xml:space="preserve">	</w:t>
       </w:r>
-      <w:hyperlink w:history="1" r:id="rIdnl9oo9lk0dcnivxlrmxzd">
+      <w:hyperlink w:history="1" r:id="rIdip5prfm7yhnoialtjrmqn">
         <w:r>
           <w:rPr>
             <w:rStyle w:val="Hyperlink"/>
@@ -617,7 +617,7 @@
         </w:rPr>
         <w:t xml:space="preserve">	</w:t>
       </w:r>
-      <w:hyperlink w:history="1" r:id="rIdpekvriemgey6zfrqkvq7k">
+      <w:hyperlink w:history="1" r:id="rIdmhefcmgkd64nnjc3xlx8h">
         <w:r>
           <w:rPr>
             <w:rStyle w:val="Hyperlink"/>
@@ -661,7 +661,7 @@
         </w:rPr>
         <w:t xml:space="preserve">Other projects: </w:t>
       </w:r>
-      <w:hyperlink w:history="1" r:id="rId8o4wu1up-stsrqomtddpq">
+      <w:hyperlink w:history="1" r:id="rId_fcgesdznqyndjsjevnuq">
         <w:r>
           <w:rPr>
             <w:rStyle w:val="Hyperlink"/>
@@ -696,7 +696,7 @@
         </w:rPr>
         <w:t xml:space="preserve"> (AI-assisted, no repo: Redis cache-aside, 60 s TTL, invalidation, outage fallback, 22 local tests on real Redis; median SQLite lookup 3.63 to 0.005 ms, 200 queries, 100k synthetic rows; undeployed Compose/Azure templates); </w:t>
       </w:r>
-      <w:hyperlink w:history="1" r:id="rIdpxjdgs_rhy9nkcolw9xzf">
+      <w:hyperlink w:history="1" r:id="rIdok1tqqp3ubstacylvsv7h">
         <w:r>
           <w:rPr>
             <w:rStyle w:val="Hyperlink"/>
@@ -815,7 +815,7 @@
           <w:sz w:val="19"/>
           <w:szCs w:val="19"/>
         </w:rPr>
-        <w:t xml:space="preserve">Integration &amp; security: </w:t>
+        <w:t xml:space="preserve">Auth &amp; messaging: </w:t>
       </w:r>
       <w:r>
         <w:rPr>
@@ -846,7 +846,7 @@
           <w:sz w:val="19"/>
           <w:szCs w:val="19"/>
         </w:rPr>
-        <w:t xml:space="preserve">xUnit, Unit Testing, Integration Testing, Docker, IIS, CI/CD, GitHub Actions, Git, Git Flow, Swagger/OpenAPI</w:t>
+        <w:t xml:space="preserve">xUnit, Unit Testing, Integration Testing, Docker, IIS, CI/CD, GitHub Actions, Git, Git Flow, Swagger/OpenAPI, Debugging</w:t>
       </w:r>
     </w:p>
     <w:p>
@@ -938,7 +938,7 @@
           <w:sz w:val="19"/>
           <w:szCs w:val="19"/>
         </w:rPr>
-        <w:t xml:space="preserve">Agile/Scrum, Code Review, Technical Documentation, Problem Solving, Cross-team Collaboration, Communication, Debugging</w:t>
+        <w:t xml:space="preserve">Agile/Scrum, Code Review, Technical Documentation, Problem Solving, Cross-team Collaboration, Communication</w:t>
       </w:r>
     </w:p>
     <w:p>
